--- a/klagomål/A 48780-2023 FSC-klagomål.docx
+++ b/klagomål/A 48780-2023 FSC-klagomål.docx
@@ -949,7 +949,7 @@
     <w:r>
       <w:tab/>
       <w:tab/>
-      <w:t>2026-09-14</w:t>
+      <w:t>2026-09-15</w:t>
       <w:br/>
       <w:br/>
     </w:r>

--- a/klagomål/A 48780-2023 FSC-klagomål.docx
+++ b/klagomål/A 48780-2023 FSC-klagomål.docx
@@ -949,7 +949,7 @@
     <w:r>
       <w:tab/>
       <w:tab/>
-      <w:t>2026-09-15</w:t>
+      <w:t>2026-09-16</w:t>
       <w:br/>
       <w:br/>
     </w:r>

--- a/klagomål/A 48780-2023 FSC-klagomål.docx
+++ b/klagomål/A 48780-2023 FSC-klagomål.docx
@@ -949,7 +949,7 @@
     <w:r>
       <w:tab/>
       <w:tab/>
-      <w:t>2026-09-16</w:t>
+      <w:t>2026-09-17</w:t>
       <w:br/>
       <w:br/>
     </w:r>

--- a/klagomål/A 48780-2023 FSC-klagomål.docx
+++ b/klagomål/A 48780-2023 FSC-klagomål.docx
@@ -949,7 +949,7 @@
     <w:r>
       <w:tab/>
       <w:tab/>
-      <w:t>2026-09-17</w:t>
+      <w:t>2026-09-18</w:t>
       <w:br/>
       <w:br/>
     </w:r>

--- a/klagomål/A 48780-2023 FSC-klagomål.docx
+++ b/klagomål/A 48780-2023 FSC-klagomål.docx
@@ -949,7 +949,7 @@
     <w:r>
       <w:tab/>
       <w:tab/>
-      <w:t>2026-09-18</w:t>
+      <w:t>2026-09-19</w:t>
       <w:br/>
       <w:br/>
     </w:r>

--- a/klagomål/A 48780-2023 FSC-klagomål.docx
+++ b/klagomål/A 48780-2023 FSC-klagomål.docx
@@ -949,7 +949,7 @@
     <w:r>
       <w:tab/>
       <w:tab/>
-      <w:t>2026-09-19</w:t>
+      <w:t>2026-09-21</w:t>
       <w:br/>
       <w:br/>
     </w:r>

--- a/klagomål/A 48780-2023 FSC-klagomål.docx
+++ b/klagomål/A 48780-2023 FSC-klagomål.docx
@@ -949,7 +949,7 @@
     <w:r>
       <w:tab/>
       <w:tab/>
-      <w:t>2026-09-21</w:t>
+      <w:t>2026-09-23</w:t>
       <w:br/>
       <w:br/>
     </w:r>

--- a/klagomål/A 48780-2023 FSC-klagomål.docx
+++ b/klagomål/A 48780-2023 FSC-klagomål.docx
@@ -949,7 +949,7 @@
     <w:r>
       <w:tab/>
       <w:tab/>
-      <w:t>2026-09-23</w:t>
+      <w:t>2026-09-24</w:t>
       <w:br/>
       <w:br/>
     </w:r>

--- a/klagomål/A 48780-2023 FSC-klagomål.docx
+++ b/klagomål/A 48780-2023 FSC-klagomål.docx
@@ -949,7 +949,7 @@
     <w:r>
       <w:tab/>
       <w:tab/>
-      <w:t>2026-09-24</w:t>
+      <w:t>2026-09-25</w:t>
       <w:br/>
       <w:br/>
     </w:r>

--- a/klagomål/A 48780-2023 FSC-klagomål.docx
+++ b/klagomål/A 48780-2023 FSC-klagomål.docx
@@ -178,7 +178,7 @@
       <w:r>
         <w:drawing>
           <wp:inline xmlns:a="http://schemas.openxmlformats.org/drawingml/2006/main" xmlns:pic="http://schemas.openxmlformats.org/drawingml/2006/picture">
-            <wp:extent cx="5486400" cy="4530522"/>
+            <wp:extent cx="5486400" cy="4647414"/>
             <wp:docPr id="1" name="Picture 1"/>
             <wp:cNvGraphicFramePr>
               <a:graphicFrameLocks noChangeAspect="1"/>
@@ -199,7 +199,7 @@
                   <pic:spPr>
                     <a:xfrm>
                       <a:off x="0" y="0"/>
-                      <a:ext cx="5486400" cy="4530522"/>
+                      <a:ext cx="5486400" cy="4647414"/>
                     </a:xfrm>
                     <a:prstGeom prst="rect"/>
                   </pic:spPr>
@@ -221,7 +221,7 @@
     </w:p>
     <w:p>
       <w:r>
-        <w:t>I och inom 25 meter från avverkningsanmälan finns fynd av 7 naturvårdsarter, varav 7 är rödlistade och 6 är typiska (T): blå taggsvamp (NT, T), dofttaggsvamp (NT, T), dropptaggsvamp (NT, T), lunglav (NT, T), reliktbock (NT, T), skarp dropptaggsvamp (NT) och tallticka (NT, T). Se Figur 1.</w:t>
+        <w:t>I och inom 25 meter från avverkningsanmälan finns fynd av 19 naturvårdsarter, varav 17 är rödlistade, 12 är typiska (T) och 2 är signalarter (S): garnlav (VU, T), skrovlig taggsvamp (VU), smalfotad taggsvamp (VU), blå taggsvamp (NT, T), dofttaggsvamp (NT, T), dropptaggsvamp (NT, T), dvärgbägarlav (NT, T), kolflarnlav (NT, T), lunglav (NT, T), nordtagging (NT), reliktbock (NT, T), skarp dropptaggsvamp (NT), talltagel (NT, T), tallticka (NT, T), vaddporing (NT), vedskivlav (NT, T), vitgrynig nållav (NT), bollvitmossa (S, T) och svavelriska (S). Se Figur 1.</w:t>
       </w:r>
     </w:p>
     <w:p>
@@ -252,6 +252,57 @@
         <w:rPr>
           <w:b/>
         </w:rPr>
+        <w:t>Garnlav (VU)</w:t>
+      </w:r>
+      <w:r>
+        <w:t xml:space="preserve"> är en utpräglad barrskogsart som ibland kan drapera träden i norrländska grannaturskogar med hög luftfuktighet. Den förekommer även i talldominerade bestånd där den, förutom i trädens grenverk, påträffas hängande över ojämnheter i tallbarken. Arten har minskat starkt i södra och mellersta Sverige och den minskar även i sitt nordliga utbredningsområde. Minskningstakten uppgår till 30 (20–50) % inom 50 år och överstiger gränsvärdet för Sårbar (VU). Orsaken till tillbakagången beror främst på slutavverkningar av naturskogsartade skogar. Bestånd med riklig förekomst bör regelmässigt sparas, vilket även gynnar flera andra sällsynta och rödlistade arter. Garnlav är värdväxt för den mycket sällsynta och akut hotade fjärilen barrskogslavfly (CR) som hör hemma i boreala barrskogar med riklig förekomst av värdväxten. Tidigare kunde arten konstateras årligen på flera platser vid Dala-Floda i Dalarna innan lokalerna kalavverkades. Senaste fyndet i landet av barrskogslavfly är från år 2000 då den påträffades vid Högberget i Sollefteå kommun. Garnlav är typisk art för </w:t>
+      </w:r>
+      <w:r>
+        <w:rPr>
+          <w:i/>
+        </w:rPr>
+        <w:t xml:space="preserve">9010 Taiga </w:t>
+      </w:r>
+      <w:r>
+        <w:t>och</w:t>
+      </w:r>
+      <w:r>
+        <w:rPr>
+          <w:i/>
+        </w:rPr>
+        <w:t xml:space="preserve"> 9070 Trädklädd betesmark</w:t>
+      </w:r>
+      <w:r>
+        <w:t xml:space="preserve"> (SLU Artdatabanken, 2026).</w:t>
+      </w:r>
+    </w:p>
+    <w:p>
+      <w:r>
+        <w:rPr>
+          <w:b/>
+        </w:rPr>
+        <w:t xml:space="preserve">Skrovlig taggsvamp (VU) </w:t>
+      </w:r>
+      <w:r>
+        <w:t>bildar mykorrhiza med tall i äldre tallskog, framför allt på tallhed. Den växer huvudsakligen i äldre barrskog som hotas av slutavverkning. Genom att äldre barrskogar och naturskogar blir allt sällsyntare, missgynnas arten av skogsbruk. Arten ingår i ett åtgärdsprogram för hotade arter (ÅGP) och en långsiktig tillgång till svampens värdträd behöver säkras genom att växtplatserna undantas från avverkning. Skrovlig taggsvamp är globalt rödlistad som nära hotad (NT) vilket innebär att Sverige har ett internationellt ansvar för arten (IUCN, 2025; SLU Artdatabanken, 2026; Nitare, 2006).</w:t>
+      </w:r>
+    </w:p>
+    <w:p>
+      <w:r>
+        <w:rPr>
+          <w:b/>
+        </w:rPr>
+        <w:t>Smalfotad taggsvamp (VU)</w:t>
+      </w:r>
+      <w:r>
+        <w:t>, rödlistad som sårbar, växer på marken under lågor eller fallna stubbar i brandpräglad torr tallskog med lång kontinuitet. Arten är starkt associerad till kolad ved från tallar som sannolikt varit med om flera historiska skogsbränder. Detta är en process som kan ta många hundra år och det tar således mycket lång tid att återskapa lämpliga substrat. Smalfotad taggsvamp är placerad i toppen av Skogsstyrelsens värdepyramid för bedömning av skog med höga naturvärden samt globalt rödlistad som sårbar (VU) vilket innebär att Sverige har ett internationellt ansvar för arten (IUCN Redlist, 2024; Nitare &amp; Skogsstyrelsen, 2019; SLU Artdatabanken, 2024).</w:t>
+      </w:r>
+    </w:p>
+    <w:p>
+      <w:r>
+        <w:rPr>
+          <w:b/>
+        </w:rPr>
         <w:t xml:space="preserve">Blå taggsvamp (NT) </w:t>
       </w:r>
       <w:r>
@@ -312,6 +363,46 @@
         <w:rPr>
           <w:b/>
         </w:rPr>
+        <w:t>Dvärgbägarlav (NT)</w:t>
+      </w:r>
+      <w:r>
+        <w:t xml:space="preserve"> förekommer över hela Sverige på gammal hård ved, huvudsakligen på tall men i södra Sverige även på ek. Veden utgörs framförallt av grova stubbar, lågor och grenar. Substratet har blivit sällsyntare och nybildning av substrat sker bara i begränsad omfattning. Arten hotas av att grova lågor blir allt sällsyntare i dagens kulturskogar samt att nybildningen av lämpliga substrat går mycket långsamt. En riklig tillgång på gamla tall- eller eklågor måste säkerställas på artens lokaler. Dvärgbägarlav är typisk art för </w:t>
+      </w:r>
+      <w:r>
+        <w:rPr>
+          <w:i/>
+        </w:rPr>
+        <w:t>9010 Taiga</w:t>
+      </w:r>
+      <w:r>
+        <w:t xml:space="preserve"> (SLU Artdatabanken, 2024; Nitare &amp; Skogsstyrelsen, 2019).</w:t>
+      </w:r>
+    </w:p>
+    <w:p>
+      <w:r>
+        <w:rPr>
+          <w:b/>
+        </w:rPr>
+        <w:t>Kolflarnlav (NT)</w:t>
+      </w:r>
+      <w:r>
+        <w:t xml:space="preserve"> är brandberoende och växer nästan uteslutande på kolad hård kärnved av tall. Etableringen verkar ske först 100–300 år efter brand och nytt substrat nybildas i mycket begränsad omfattning. Avverkning av tallskog av naturskogskaraktär med spår av återkommande bränder är ett hot och mängden lämplig ved att växa på för arten minskar dels på grund av naturlig nedbrytning men framförallt på grund av att det förstörs i samband med slutavverkningar, gallringar och markberedning. Såväl kolflarnlav som mörk kolflarnlav har glänsande bålfjäll och förekommer främst i tall- och blandbarrskogar av naturskogskaraktär med spår av återkommande bränder. Skogar som dessa hyser höga biologiska värden och bör skyddas. Kolflarnlav är typisk art för </w:t>
+      </w:r>
+      <w:r>
+        <w:rPr>
+          <w:i/>
+        </w:rPr>
+        <w:t>9010 Taiga</w:t>
+      </w:r>
+      <w:r>
+        <w:t xml:space="preserve"> (SLU Artdatabanken, 2024).</w:t>
+      </w:r>
+    </w:p>
+    <w:p>
+      <w:r>
+        <w:rPr>
+          <w:b/>
+        </w:rPr>
         <w:t>Lunglav (NT)</w:t>
       </w:r>
       <w:r>
@@ -368,6 +459,17 @@
         <w:rPr>
           <w:b/>
         </w:rPr>
+        <w:t>Nordtagging (NT)</w:t>
+      </w:r>
+      <w:r>
+        <w:t xml:space="preserve"> växer främst på tallågor av grövre dimensioner och påträffas huvudsakligen i äldre skog som inte kalavverkats. Nordtaggingen missgynnas av att områden med äldre tallskog har minskat starkt. Bekämpning av skogsbränder, samtidigt som skogsbruket omvandlar naturligt glesa tallbestånd till likartade och betydligt tätare bestånd, har missgynnat arten. Bristen på gamla tallågor utgör på sikt ett allvarligt hot och återskapandet av lämpliga biotoper tar mycket lång tid. Områden med olikåldriga bestånd av tall och med stort inslag av äldre träd bör undantas från skoglig produktion (SLU Artdatabanken, 2024).</w:t>
+      </w:r>
+    </w:p>
+    <w:p>
+      <w:r>
+        <w:rPr>
+          <w:b/>
+        </w:rPr>
         <w:t>Reliktbock (NT)</w:t>
       </w:r>
       <w:r>
@@ -408,6 +510,26 @@
         <w:rPr>
           <w:b/>
         </w:rPr>
+        <w:t>Talltagel (NT)</w:t>
+      </w:r>
+      <w:r>
+        <w:t xml:space="preserve"> är en boreal art som förekommer på tall i äldre, öppna tallskogar. Den påverkas negativt av brist på kontinuitetsskog och minskningstakten bedöms vara nära gränsvärdet för Sårbar (VU). Talltagel är typisk art för </w:t>
+      </w:r>
+      <w:r>
+        <w:rPr>
+          <w:i/>
+        </w:rPr>
+        <w:t>9010 Taiga</w:t>
+      </w:r>
+      <w:r>
+        <w:t xml:space="preserve"> (SLU Artdatabanken, 2026).</w:t>
+      </w:r>
+    </w:p>
+    <w:p>
+      <w:r>
+        <w:rPr>
+          <w:b/>
+        </w:rPr>
         <w:t xml:space="preserve">Tallticka (NT) </w:t>
       </w:r>
       <w:r>
@@ -430,6 +552,77 @@
       </w:r>
       <w:r>
         <w:t xml:space="preserve"> (SLU Artdatabanken, 2023; Nitare &amp; Skogsstyrelsen, 2019).</w:t>
+      </w:r>
+    </w:p>
+    <w:p>
+      <w:r>
+        <w:rPr>
+          <w:b/>
+        </w:rPr>
+        <w:t xml:space="preserve">Vaddporing (NT) </w:t>
+      </w:r>
+      <w:r>
+        <w:t>är en brunrötande vednedbrytare som hittas på undersidan av liggande murken tallved i olika former. Substratet utgörs framför allt av den typ av hård, kådimpregnerad och ofta kolad tallved som skapas i brandpräglad skog. Vedtypen nybildas i mycket liten omfattning och det är sannolikt att arten upplever en utdöendeskuld. För att garantera artens fortlevnad bör man både säkra att artens växtplatser hålls intakta samt att långsiktigt säkerställa att ny ved tillkommer, allra helst i omedelbar anslutning till artens växtplatser. Skoglig gallring och annat uttag av virke innebär ett hot mot arten (SLU Artdatabanken, 2024).</w:t>
+      </w:r>
+    </w:p>
+    <w:p>
+      <w:r>
+        <w:rPr>
+          <w:b/>
+        </w:rPr>
+        <w:t>Vedskivlav (NT)</w:t>
+      </w:r>
+      <w:r>
+        <w:t xml:space="preserve"> växer på gammal, torr, exponerad, hård kärnved av framförallt tall i naturskogsartade bestånd. Avverkning av tallskog av naturskogskaraktär med spår av återkommande bränder är ett hot. Mängden lämplig ved att växa på för vedskivlav minskar, dels på grund av naturlig nedbrytning men framförallt på grund av att de förstörs i samband med slutavverkningar, gallringar och markberedning. Tall- och blandbarrskogar av naturskogskaraktär med spår av återkommande bränder bör skyddas. Vedskivlav är typisk art för </w:t>
+      </w:r>
+      <w:r>
+        <w:rPr>
+          <w:i/>
+        </w:rPr>
+        <w:t>9010 Taiga</w:t>
+      </w:r>
+      <w:r>
+        <w:t xml:space="preserve"> (SLU Artdatabanken, 2024).</w:t>
+      </w:r>
+    </w:p>
+    <w:p>
+      <w:r>
+        <w:rPr>
+          <w:b/>
+        </w:rPr>
+        <w:t>Vitgrynig nållav (NT)</w:t>
+      </w:r>
+      <w:r>
+        <w:t xml:space="preserve"> växer nästan uteslutande på bark av gamla, senvuxna granar i skuggiga lägen med hög och jämn luftfuktighet. Den vanligaste naturtypen för arten är kontinuitetsskogar på frisk mark men den finns också i sumpgranskogar. På lång sikt utgör avverkningar av olikåldriga granskogar av naturskogskaraktär ett allvarligt hot mot arten och skogsbruksåtgärder på eller i närheten av växtplatserna bör undvikas. Naturskogsartade, fuktiga granskogar med förekomster av arten signalerar höga biologiska värden och bör bevaras (SLU Artdatabanken, 2024; Nitare &amp; Skogsstyrelsen, 2019).</w:t>
+      </w:r>
+    </w:p>
+    <w:p>
+      <w:r>
+        <w:rPr>
+          <w:b/>
+        </w:rPr>
+        <w:t xml:space="preserve">Bollvitmossa </w:t>
+      </w:r>
+      <w:r>
+        <w:t xml:space="preserve">är en bra signalart inom hela sitt utbredningsområde. Vanligast är den i naturvårdsintressanta tallsumpskogar. Även gransumpskogar med bollvitmossa har normalt höga naturvärden. Arten indikerar skogsmark med stabila hydrologiska förhållanden och sannolikt även lång skoglig kontinuitet. Bollvitmossa är typisk art för </w:t>
+      </w:r>
+      <w:r>
+        <w:rPr>
+          <w:i/>
+        </w:rPr>
+        <w:t xml:space="preserve">9010 Taiga </w:t>
+      </w:r>
+      <w:r>
+        <w:t xml:space="preserve">och </w:t>
+      </w:r>
+      <w:r>
+        <w:rPr>
+          <w:i/>
+        </w:rPr>
+        <w:t xml:space="preserve">9740 Skogsbevuxen myr </w:t>
+      </w:r>
+      <w:r>
+        <w:t>(SLU Artdatabanken, 2025; Nitare &amp; Skogsstyrelsen, 2019).</w:t>
       </w:r>
     </w:p>
     <w:p>
@@ -522,7 +715,7 @@
         <w:rPr>
           <w:i/>
         </w:rPr>
-        <w:t>I det avverkningsanmälda skogsområdet har 7 naturvårdsarter varav 7 rödlistade arter sina livsmiljöer och växtplatser.</w:t>
+        <w:t>I det avverkningsanmälda skogsområdet har 19 naturvårdsarter varav 17 rödlistade arter sina livsmiljöer och växtplatser.</w:t>
       </w:r>
     </w:p>
     <w:p>
@@ -949,7 +1142,7 @@
     <w:r>
       <w:tab/>
       <w:tab/>
-      <w:t>2026-09-25</w:t>
+      <w:t>2026-09-26</w:t>
       <w:br/>
       <w:br/>
     </w:r>

--- a/klagomål/A 48780-2023 FSC-klagomål.docx
+++ b/klagomål/A 48780-2023 FSC-klagomål.docx
@@ -1142,7 +1142,7 @@
     <w:r>
       <w:tab/>
       <w:tab/>
-      <w:t>2026-09-26</w:t>
+      <w:t>2026-09-27</w:t>
       <w:br/>
       <w:br/>
     </w:r>

--- a/klagomål/A 48780-2023 FSC-klagomål.docx
+++ b/klagomål/A 48780-2023 FSC-klagomål.docx
@@ -1142,7 +1142,7 @@
     <w:r>
       <w:tab/>
       <w:tab/>
-      <w:t>2026-09-27</w:t>
+      <w:t>2026-09-28</w:t>
       <w:br/>
       <w:br/>
     </w:r>

--- a/klagomål/A 48780-2023 FSC-klagomål.docx
+++ b/klagomål/A 48780-2023 FSC-klagomål.docx
@@ -1142,7 +1142,7 @@
     <w:r>
       <w:tab/>
       <w:tab/>
-      <w:t>2026-09-28</w:t>
+      <w:t>2026-09-29</w:t>
       <w:br/>
       <w:br/>
     </w:r>

--- a/klagomål/A 48780-2023 FSC-klagomål.docx
+++ b/klagomål/A 48780-2023 FSC-klagomål.docx
@@ -1142,7 +1142,7 @@
     <w:r>
       <w:tab/>
       <w:tab/>
-      <w:t>2026-09-29</w:t>
+      <w:t>2026-09-30</w:t>
       <w:br/>
       <w:br/>
     </w:r>

--- a/klagomål/A 48780-2023 FSC-klagomål.docx
+++ b/klagomål/A 48780-2023 FSC-klagomål.docx
@@ -1142,7 +1142,7 @@
     <w:r>
       <w:tab/>
       <w:tab/>
-      <w:t>2026-09-30</w:t>
+      <w:t>2026-10-01</w:t>
       <w:br/>
       <w:br/>
     </w:r>

--- a/klagomål/A 48780-2023 FSC-klagomål.docx
+++ b/klagomål/A 48780-2023 FSC-klagomål.docx
@@ -1142,7 +1142,7 @@
     <w:r>
       <w:tab/>
       <w:tab/>
-      <w:t>2026-10-01</w:t>
+      <w:t>2026-10-02</w:t>
       <w:br/>
       <w:br/>
     </w:r>

--- a/klagomål/A 48780-2023 FSC-klagomål.docx
+++ b/klagomål/A 48780-2023 FSC-klagomål.docx
@@ -1142,7 +1142,7 @@
     <w:r>
       <w:tab/>
       <w:tab/>
-      <w:t>2026-10-02</w:t>
+      <w:t>2026-10-03</w:t>
       <w:br/>
       <w:br/>
     </w:r>

--- a/klagomål/A 48780-2023 FSC-klagomål.docx
+++ b/klagomål/A 48780-2023 FSC-klagomål.docx
@@ -1142,7 +1142,7 @@
     <w:r>
       <w:tab/>
       <w:tab/>
-      <w:t>2026-10-03</w:t>
+      <w:t>2026-10-04</w:t>
       <w:br/>
       <w:br/>
     </w:r>

--- a/klagomål/A 48780-2023 FSC-klagomål.docx
+++ b/klagomål/A 48780-2023 FSC-klagomål.docx
@@ -1142,7 +1142,7 @@
     <w:r>
       <w:tab/>
       <w:tab/>
-      <w:t>2026-10-04</w:t>
+      <w:t>2026-10-05</w:t>
       <w:br/>
       <w:br/>
     </w:r>

--- a/klagomål/A 48780-2023 FSC-klagomål.docx
+++ b/klagomål/A 48780-2023 FSC-klagomål.docx
@@ -1142,7 +1142,7 @@
     <w:r>
       <w:tab/>
       <w:tab/>
-      <w:t>2026-10-05</w:t>
+      <w:t>2026-10-06</w:t>
       <w:br/>
       <w:br/>
     </w:r>

--- a/klagomål/A 48780-2023 FSC-klagomål.docx
+++ b/klagomål/A 48780-2023 FSC-klagomål.docx
@@ -1142,7 +1142,7 @@
     <w:r>
       <w:tab/>
       <w:tab/>
-      <w:t>2026-10-06</w:t>
+      <w:t>2026-10-07</w:t>
       <w:br/>
       <w:br/>
     </w:r>

--- a/klagomål/A 48780-2023 FSC-klagomål.docx
+++ b/klagomål/A 48780-2023 FSC-klagomål.docx
@@ -1142,7 +1142,7 @@
     <w:r>
       <w:tab/>
       <w:tab/>
-      <w:t>2026-10-07</w:t>
+      <w:t>2026-10-08</w:t>
       <w:br/>
       <w:br/>
     </w:r>

--- a/klagomål/A 48780-2023 FSC-klagomål.docx
+++ b/klagomål/A 48780-2023 FSC-klagomål.docx
@@ -1142,7 +1142,7 @@
     <w:r>
       <w:tab/>
       <w:tab/>
-      <w:t>2026-10-08</w:t>
+      <w:t>2026-10-09</w:t>
       <w:br/>
       <w:br/>
     </w:r>

--- a/klagomål/A 48780-2023 FSC-klagomål.docx
+++ b/klagomål/A 48780-2023 FSC-klagomål.docx
@@ -1142,7 +1142,7 @@
     <w:r>
       <w:tab/>
       <w:tab/>
-      <w:t>2026-10-09</w:t>
+      <w:t>2026-10-10</w:t>
       <w:br/>
       <w:br/>
     </w:r>

--- a/klagomål/A 48780-2023 FSC-klagomål.docx
+++ b/klagomål/A 48780-2023 FSC-klagomål.docx
@@ -1142,7 +1142,7 @@
     <w:r>
       <w:tab/>
       <w:tab/>
-      <w:t>2026-10-10</w:t>
+      <w:t>2026-10-11</w:t>
       <w:br/>
       <w:br/>
     </w:r>

--- a/klagomål/A 48780-2023 FSC-klagomål.docx
+++ b/klagomål/A 48780-2023 FSC-klagomål.docx
@@ -1142,7 +1142,7 @@
     <w:r>
       <w:tab/>
       <w:tab/>
-      <w:t>2026-10-11</w:t>
+      <w:t>2026-10-12</w:t>
       <w:br/>
       <w:br/>
     </w:r>

--- a/klagomål/A 48780-2023 FSC-klagomål.docx
+++ b/klagomål/A 48780-2023 FSC-klagomål.docx
@@ -1142,7 +1142,7 @@
     <w:r>
       <w:tab/>
       <w:tab/>
-      <w:t>2026-10-12</w:t>
+      <w:t>2026-10-13</w:t>
       <w:br/>
       <w:br/>
     </w:r>

--- a/klagomål/A 48780-2023 FSC-klagomål.docx
+++ b/klagomål/A 48780-2023 FSC-klagomål.docx
@@ -1142,7 +1142,7 @@
     <w:r>
       <w:tab/>
       <w:tab/>
-      <w:t>2026-10-13</w:t>
+      <w:t>2026-10-14</w:t>
       <w:br/>
       <w:br/>
     </w:r>

--- a/klagomål/A 48780-2023 FSC-klagomål.docx
+++ b/klagomål/A 48780-2023 FSC-klagomål.docx
@@ -1142,7 +1142,7 @@
     <w:r>
       <w:tab/>
       <w:tab/>
-      <w:t>2026-10-14</w:t>
+      <w:t>2026-10-15</w:t>
       <w:br/>
       <w:br/>
     </w:r>

--- a/klagomål/A 48780-2023 FSC-klagomål.docx
+++ b/klagomål/A 48780-2023 FSC-klagomål.docx
@@ -1142,7 +1142,7 @@
     <w:r>
       <w:tab/>
       <w:tab/>
-      <w:t>2026-10-15</w:t>
+      <w:t>2026-10-16</w:t>
       <w:br/>
       <w:br/>
     </w:r>

--- a/klagomål/A 48780-2023 FSC-klagomål.docx
+++ b/klagomål/A 48780-2023 FSC-klagomål.docx
@@ -1142,7 +1142,7 @@
     <w:r>
       <w:tab/>
       <w:tab/>
-      <w:t>2026-10-16</w:t>
+      <w:t>2026-10-17</w:t>
       <w:br/>
       <w:br/>
     </w:r>

--- a/klagomål/A 48780-2023 FSC-klagomål.docx
+++ b/klagomål/A 48780-2023 FSC-klagomål.docx
@@ -1142,7 +1142,7 @@
     <w:r>
       <w:tab/>
       <w:tab/>
-      <w:t>2026-10-17</w:t>
+      <w:t>2026-10-18</w:t>
       <w:br/>
       <w:br/>
     </w:r>

--- a/klagomål/A 48780-2023 FSC-klagomål.docx
+++ b/klagomål/A 48780-2023 FSC-klagomål.docx
@@ -1142,7 +1142,7 @@
     <w:r>
       <w:tab/>
       <w:tab/>
-      <w:t>2026-10-18</w:t>
+      <w:t>2026-10-19</w:t>
       <w:br/>
       <w:br/>
     </w:r>

--- a/klagomål/A 48780-2023 FSC-klagomål.docx
+++ b/klagomål/A 48780-2023 FSC-klagomål.docx
@@ -1142,7 +1142,7 @@
     <w:r>
       <w:tab/>
       <w:tab/>
-      <w:t>2026-10-19</w:t>
+      <w:t>2026-10-20</w:t>
       <w:br/>
       <w:br/>
     </w:r>

--- a/klagomål/A 48780-2023 FSC-klagomål.docx
+++ b/klagomål/A 48780-2023 FSC-klagomål.docx
@@ -1142,7 +1142,7 @@
     <w:r>
       <w:tab/>
       <w:tab/>
-      <w:t>2026-10-20</w:t>
+      <w:t>2026-10-21</w:t>
       <w:br/>
       <w:br/>
     </w:r>

--- a/klagomål/A 48780-2023 FSC-klagomål.docx
+++ b/klagomål/A 48780-2023 FSC-klagomål.docx
@@ -1142,7 +1142,7 @@
     <w:r>
       <w:tab/>
       <w:tab/>
-      <w:t>2026-10-21</w:t>
+      <w:t>2026-10-22</w:t>
       <w:br/>
       <w:br/>
     </w:r>

--- a/klagomål/A 48780-2023 FSC-klagomål.docx
+++ b/klagomål/A 48780-2023 FSC-klagomål.docx
@@ -1142,7 +1142,7 @@
     <w:r>
       <w:tab/>
       <w:tab/>
-      <w:t>2026-10-22</w:t>
+      <w:t>2026-10-23</w:t>
       <w:br/>
       <w:br/>
     </w:r>

--- a/klagomål/A 48780-2023 FSC-klagomål.docx
+++ b/klagomål/A 48780-2023 FSC-klagomål.docx
@@ -1142,7 +1142,7 @@
     <w:r>
       <w:tab/>
       <w:tab/>
-      <w:t>2026-10-23</w:t>
+      <w:t>2026-10-24</w:t>
       <w:br/>
       <w:br/>
     </w:r>

--- a/klagomål/A 48780-2023 FSC-klagomål.docx
+++ b/klagomål/A 48780-2023 FSC-klagomål.docx
@@ -1142,7 +1142,7 @@
     <w:r>
       <w:tab/>
       <w:tab/>
-      <w:t>2026-10-24</w:t>
+      <w:t>2026-10-25</w:t>
       <w:br/>
       <w:br/>
     </w:r>

--- a/klagomål/A 48780-2023 FSC-klagomål.docx
+++ b/klagomål/A 48780-2023 FSC-klagomål.docx
@@ -1142,7 +1142,7 @@
     <w:r>
       <w:tab/>
       <w:tab/>
-      <w:t>2026-10-25</w:t>
+      <w:t>2026-10-26</w:t>
       <w:br/>
       <w:br/>
     </w:r>

--- a/klagomål/A 48780-2023 FSC-klagomål.docx
+++ b/klagomål/A 48780-2023 FSC-klagomål.docx
@@ -1142,7 +1142,7 @@
     <w:r>
       <w:tab/>
       <w:tab/>
-      <w:t>2026-10-26</w:t>
+      <w:t>2026-10-27</w:t>
       <w:br/>
       <w:br/>
     </w:r>

--- a/klagomål/A 48780-2023 FSC-klagomål.docx
+++ b/klagomål/A 48780-2023 FSC-klagomål.docx
@@ -1142,7 +1142,7 @@
     <w:r>
       <w:tab/>
       <w:tab/>
-      <w:t>2026-10-27</w:t>
+      <w:t>2026-10-28</w:t>
       <w:br/>
       <w:br/>
     </w:r>

--- a/klagomål/A 48780-2023 FSC-klagomål.docx
+++ b/klagomål/A 48780-2023 FSC-klagomål.docx
@@ -1142,7 +1142,7 @@
     <w:r>
       <w:tab/>
       <w:tab/>
-      <w:t>2026-10-28</w:t>
+      <w:t>2026-10-29</w:t>
       <w:br/>
       <w:br/>
     </w:r>

--- a/klagomål/A 48780-2023 FSC-klagomål.docx
+++ b/klagomål/A 48780-2023 FSC-klagomål.docx
@@ -1142,7 +1142,7 @@
     <w:r>
       <w:tab/>
       <w:tab/>
-      <w:t>2026-10-29</w:t>
+      <w:t>2026-10-31</w:t>
       <w:br/>
       <w:br/>
     </w:r>
